--- a/Dominating Set Solver.docx
+++ b/Dominating Set Solver.docx
@@ -32,6 +32,1246 @@
       </w:r>
       <w:proofErr w:type="spellEnd"/>
     </w:p>
+    <w:sdt>
+      <w:sdtPr>
+        <w:id w:val="-1768695148"/>
+        <w:docPartObj>
+          <w:docPartGallery w:val="Table of Contents"/>
+          <w:docPartUnique/>
+        </w:docPartObj>
+      </w:sdtPr>
+      <w:sdtEndPr>
+        <w:rPr>
+          <w:rFonts w:asciiTheme="minorHAnsi" w:eastAsiaTheme="minorEastAsia" w:hAnsiTheme="minorHAnsi" w:cstheme="minorBidi"/>
+          <w:b/>
+          <w:bCs/>
+          <w:color w:val="auto"/>
+          <w:kern w:val="2"/>
+          <w:sz w:val="24"/>
+          <w:szCs w:val="24"/>
+          <w14:ligatures w14:val="standardContextual"/>
+        </w:rPr>
+      </w:sdtEndPr>
+      <w:sdtContent>
+        <w:p>
+          <w:pPr>
+            <w:pStyle w:val="TOCHeading"/>
+          </w:pPr>
+          <w:r>
+            <w:t>Contents</w:t>
+          </w:r>
+        </w:p>
+        <w:p>
+          <w:pPr>
+            <w:pStyle w:val="TOC1"/>
+            <w:tabs>
+              <w:tab w:val="right" w:leader="dot" w:pos="9016"/>
+            </w:tabs>
+            <w:rPr>
+              <w:noProof/>
+            </w:rPr>
+          </w:pPr>
+          <w:r>
+            <w:fldChar w:fldCharType="begin"/>
+          </w:r>
+          <w:r>
+            <w:instrText xml:space="preserve"> TOC \o "1-3" \h \z \u </w:instrText>
+          </w:r>
+          <w:r>
+            <w:fldChar w:fldCharType="separate"/>
+          </w:r>
+          <w:hyperlink w:anchor="_Toc197666666" w:history="1">
+            <w:r>
+              <w:rPr>
+                <w:rStyle w:val="Hyperlink"/>
+                <w:noProof/>
+                <w:lang w:val="ro-RO"/>
+              </w:rPr>
+              <w:t>Project Overview</w:t>
+            </w:r>
+            <w:r>
+              <w:rPr>
+                <w:noProof/>
+                <w:webHidden/>
+              </w:rPr>
+              <w:tab/>
+            </w:r>
+            <w:r>
+              <w:rPr>
+                <w:noProof/>
+                <w:webHidden/>
+              </w:rPr>
+              <w:fldChar w:fldCharType="begin"/>
+            </w:r>
+            <w:r>
+              <w:rPr>
+                <w:noProof/>
+                <w:webHidden/>
+              </w:rPr>
+              <w:instrText xml:space="preserve"> PAGEREF _Toc197666666 \h </w:instrText>
+            </w:r>
+            <w:r>
+              <w:rPr>
+                <w:noProof/>
+                <w:webHidden/>
+              </w:rPr>
+            </w:r>
+            <w:r>
+              <w:rPr>
+                <w:noProof/>
+                <w:webHidden/>
+              </w:rPr>
+              <w:fldChar w:fldCharType="separate"/>
+            </w:r>
+            <w:r>
+              <w:rPr>
+                <w:noProof/>
+                <w:webHidden/>
+              </w:rPr>
+              <w:t>2</w:t>
+            </w:r>
+            <w:r>
+              <w:rPr>
+                <w:noProof/>
+                <w:webHidden/>
+              </w:rPr>
+              <w:fldChar w:fldCharType="end"/>
+            </w:r>
+          </w:hyperlink>
+        </w:p>
+        <w:p>
+          <w:pPr>
+            <w:pStyle w:val="TOC1"/>
+            <w:tabs>
+              <w:tab w:val="right" w:leader="dot" w:pos="9016"/>
+            </w:tabs>
+            <w:rPr>
+              <w:noProof/>
+            </w:rPr>
+          </w:pPr>
+          <w:hyperlink w:anchor="_Toc197666667" w:history="1">
+            <w:r>
+              <w:rPr>
+                <w:rStyle w:val="Hyperlink"/>
+                <w:noProof/>
+                <w:lang w:val="ro-RO"/>
+              </w:rPr>
+              <w:t>SOTA summary</w:t>
+            </w:r>
+            <w:r>
+              <w:rPr>
+                <w:noProof/>
+                <w:webHidden/>
+              </w:rPr>
+              <w:tab/>
+            </w:r>
+            <w:r>
+              <w:rPr>
+                <w:noProof/>
+                <w:webHidden/>
+              </w:rPr>
+              <w:fldChar w:fldCharType="begin"/>
+            </w:r>
+            <w:r>
+              <w:rPr>
+                <w:noProof/>
+                <w:webHidden/>
+              </w:rPr>
+              <w:instrText xml:space="preserve"> PAGEREF _Toc197666667 \h </w:instrText>
+            </w:r>
+            <w:r>
+              <w:rPr>
+                <w:noProof/>
+                <w:webHidden/>
+              </w:rPr>
+            </w:r>
+            <w:r>
+              <w:rPr>
+                <w:noProof/>
+                <w:webHidden/>
+              </w:rPr>
+              <w:fldChar w:fldCharType="separate"/>
+            </w:r>
+            <w:r>
+              <w:rPr>
+                <w:noProof/>
+                <w:webHidden/>
+              </w:rPr>
+              <w:t>2</w:t>
+            </w:r>
+            <w:r>
+              <w:rPr>
+                <w:noProof/>
+                <w:webHidden/>
+              </w:rPr>
+              <w:fldChar w:fldCharType="end"/>
+            </w:r>
+          </w:hyperlink>
+        </w:p>
+        <w:p>
+          <w:pPr>
+            <w:pStyle w:val="TOC1"/>
+            <w:tabs>
+              <w:tab w:val="right" w:leader="dot" w:pos="9016"/>
+            </w:tabs>
+            <w:rPr>
+              <w:noProof/>
+            </w:rPr>
+          </w:pPr>
+          <w:hyperlink w:anchor="_Toc197666668" w:history="1">
+            <w:r>
+              <w:rPr>
+                <w:rStyle w:val="Hyperlink"/>
+                <w:noProof/>
+              </w:rPr>
+              <w:t>Project structure</w:t>
+            </w:r>
+            <w:r>
+              <w:rPr>
+                <w:noProof/>
+                <w:webHidden/>
+              </w:rPr>
+              <w:tab/>
+            </w:r>
+            <w:r>
+              <w:rPr>
+                <w:noProof/>
+                <w:webHidden/>
+              </w:rPr>
+              <w:fldChar w:fldCharType="begin"/>
+            </w:r>
+            <w:r>
+              <w:rPr>
+                <w:noProof/>
+                <w:webHidden/>
+              </w:rPr>
+              <w:instrText xml:space="preserve"> PAGEREF _Toc197666668 \h </w:instrText>
+            </w:r>
+            <w:r>
+              <w:rPr>
+                <w:noProof/>
+                <w:webHidden/>
+              </w:rPr>
+            </w:r>
+            <w:r>
+              <w:rPr>
+                <w:noProof/>
+                <w:webHidden/>
+              </w:rPr>
+              <w:fldChar w:fldCharType="separate"/>
+            </w:r>
+            <w:r>
+              <w:rPr>
+                <w:noProof/>
+                <w:webHidden/>
+              </w:rPr>
+              <w:t>3</w:t>
+            </w:r>
+            <w:r>
+              <w:rPr>
+                <w:noProof/>
+                <w:webHidden/>
+              </w:rPr>
+              <w:fldChar w:fldCharType="end"/>
+            </w:r>
+          </w:hyperlink>
+        </w:p>
+        <w:p>
+          <w:pPr>
+            <w:pStyle w:val="TOC2"/>
+            <w:tabs>
+              <w:tab w:val="right" w:leader="dot" w:pos="9016"/>
+            </w:tabs>
+            <w:rPr>
+              <w:noProof/>
+            </w:rPr>
+          </w:pPr>
+          <w:hyperlink w:anchor="_Toc197666669" w:history="1">
+            <w:r>
+              <w:rPr>
+                <w:rStyle w:val="Hyperlink"/>
+                <w:noProof/>
+              </w:rPr>
+              <w:t>Key Python files</w:t>
+            </w:r>
+            <w:r>
+              <w:rPr>
+                <w:noProof/>
+                <w:webHidden/>
+              </w:rPr>
+              <w:tab/>
+            </w:r>
+            <w:r>
+              <w:rPr>
+                <w:noProof/>
+                <w:webHidden/>
+              </w:rPr>
+              <w:fldChar w:fldCharType="begin"/>
+            </w:r>
+            <w:r>
+              <w:rPr>
+                <w:noProof/>
+                <w:webHidden/>
+              </w:rPr>
+              <w:instrText xml:space="preserve"> PAGEREF _Toc197666669 \h </w:instrText>
+            </w:r>
+            <w:r>
+              <w:rPr>
+                <w:noProof/>
+                <w:webHidden/>
+              </w:rPr>
+            </w:r>
+            <w:r>
+              <w:rPr>
+                <w:noProof/>
+                <w:webHidden/>
+              </w:rPr>
+              <w:fldChar w:fldCharType="separate"/>
+            </w:r>
+            <w:r>
+              <w:rPr>
+                <w:noProof/>
+                <w:webHidden/>
+              </w:rPr>
+              <w:t>3</w:t>
+            </w:r>
+            <w:r>
+              <w:rPr>
+                <w:noProof/>
+                <w:webHidden/>
+              </w:rPr>
+              <w:fldChar w:fldCharType="end"/>
+            </w:r>
+          </w:hyperlink>
+        </w:p>
+        <w:p>
+          <w:pPr>
+            <w:pStyle w:val="TOC3"/>
+            <w:tabs>
+              <w:tab w:val="right" w:leader="dot" w:pos="9016"/>
+            </w:tabs>
+            <w:rPr>
+              <w:noProof/>
+            </w:rPr>
+          </w:pPr>
+          <w:hyperlink w:anchor="_Toc197666670" w:history="1">
+            <w:r>
+              <w:rPr>
+                <w:rStyle w:val="Hyperlink"/>
+                <w:noProof/>
+              </w:rPr>
+              <w:t>Solvers Documentation</w:t>
+            </w:r>
+            <w:r>
+              <w:rPr>
+                <w:noProof/>
+                <w:webHidden/>
+              </w:rPr>
+              <w:tab/>
+            </w:r>
+            <w:r>
+              <w:rPr>
+                <w:noProof/>
+                <w:webHidden/>
+              </w:rPr>
+              <w:fldChar w:fldCharType="begin"/>
+            </w:r>
+            <w:r>
+              <w:rPr>
+                <w:noProof/>
+                <w:webHidden/>
+              </w:rPr>
+              <w:instrText xml:space="preserve"> PAGEREF _Toc197666670 \h </w:instrText>
+            </w:r>
+            <w:r>
+              <w:rPr>
+                <w:noProof/>
+                <w:webHidden/>
+              </w:rPr>
+            </w:r>
+            <w:r>
+              <w:rPr>
+                <w:noProof/>
+                <w:webHidden/>
+              </w:rPr>
+              <w:fldChar w:fldCharType="separate"/>
+            </w:r>
+            <w:r>
+              <w:rPr>
+                <w:noProof/>
+                <w:webHidden/>
+              </w:rPr>
+              <w:t>5</w:t>
+            </w:r>
+            <w:r>
+              <w:rPr>
+                <w:noProof/>
+                <w:webHidden/>
+              </w:rPr>
+              <w:fldChar w:fldCharType="end"/>
+            </w:r>
+          </w:hyperlink>
+        </w:p>
+        <w:p>
+          <w:pPr>
+            <w:pStyle w:val="TOC1"/>
+            <w:tabs>
+              <w:tab w:val="right" w:leader="dot" w:pos="9016"/>
+            </w:tabs>
+            <w:rPr>
+              <w:noProof/>
+            </w:rPr>
+          </w:pPr>
+          <w:hyperlink w:anchor="_Toc197666671" w:history="1">
+            <w:r>
+              <w:rPr>
+                <w:rStyle w:val="Hyperlink"/>
+                <w:noProof/>
+              </w:rPr>
+              <w:t>Algorithms</w:t>
+            </w:r>
+            <w:r>
+              <w:rPr>
+                <w:noProof/>
+                <w:webHidden/>
+              </w:rPr>
+              <w:tab/>
+            </w:r>
+            <w:r>
+              <w:rPr>
+                <w:noProof/>
+                <w:webHidden/>
+              </w:rPr>
+              <w:fldChar w:fldCharType="begin"/>
+            </w:r>
+            <w:r>
+              <w:rPr>
+                <w:noProof/>
+                <w:webHidden/>
+              </w:rPr>
+              <w:instrText xml:space="preserve"> PAGEREF _Toc197666671 \h </w:instrText>
+            </w:r>
+            <w:r>
+              <w:rPr>
+                <w:noProof/>
+                <w:webHidden/>
+              </w:rPr>
+            </w:r>
+            <w:r>
+              <w:rPr>
+                <w:noProof/>
+                <w:webHidden/>
+              </w:rPr>
+              <w:fldChar w:fldCharType="separate"/>
+            </w:r>
+            <w:r>
+              <w:rPr>
+                <w:noProof/>
+                <w:webHidden/>
+              </w:rPr>
+              <w:t>6</w:t>
+            </w:r>
+            <w:r>
+              <w:rPr>
+                <w:noProof/>
+                <w:webHidden/>
+              </w:rPr>
+              <w:fldChar w:fldCharType="end"/>
+            </w:r>
+          </w:hyperlink>
+        </w:p>
+        <w:p>
+          <w:pPr>
+            <w:pStyle w:val="TOC2"/>
+            <w:tabs>
+              <w:tab w:val="right" w:leader="dot" w:pos="9016"/>
+            </w:tabs>
+            <w:rPr>
+              <w:noProof/>
+            </w:rPr>
+          </w:pPr>
+          <w:hyperlink w:anchor="_Toc197666672" w:history="1">
+            <w:r>
+              <w:rPr>
+                <w:rStyle w:val="Hyperlink"/>
+                <w:noProof/>
+              </w:rPr>
+              <w:t>Branch and Bound</w:t>
+            </w:r>
+            <w:r>
+              <w:rPr>
+                <w:noProof/>
+                <w:webHidden/>
+              </w:rPr>
+              <w:tab/>
+            </w:r>
+            <w:r>
+              <w:rPr>
+                <w:noProof/>
+                <w:webHidden/>
+              </w:rPr>
+              <w:fldChar w:fldCharType="begin"/>
+            </w:r>
+            <w:r>
+              <w:rPr>
+                <w:noProof/>
+                <w:webHidden/>
+              </w:rPr>
+              <w:instrText xml:space="preserve"> PAGEREF _Toc197666672 \h </w:instrText>
+            </w:r>
+            <w:r>
+              <w:rPr>
+                <w:noProof/>
+                <w:webHidden/>
+              </w:rPr>
+            </w:r>
+            <w:r>
+              <w:rPr>
+                <w:noProof/>
+                <w:webHidden/>
+              </w:rPr>
+              <w:fldChar w:fldCharType="separate"/>
+            </w:r>
+            <w:r>
+              <w:rPr>
+                <w:noProof/>
+                <w:webHidden/>
+              </w:rPr>
+              <w:t>6</w:t>
+            </w:r>
+            <w:r>
+              <w:rPr>
+                <w:noProof/>
+                <w:webHidden/>
+              </w:rPr>
+              <w:fldChar w:fldCharType="end"/>
+            </w:r>
+          </w:hyperlink>
+        </w:p>
+        <w:p>
+          <w:pPr>
+            <w:pStyle w:val="TOC3"/>
+            <w:tabs>
+              <w:tab w:val="right" w:leader="dot" w:pos="9016"/>
+            </w:tabs>
+            <w:rPr>
+              <w:noProof/>
+            </w:rPr>
+          </w:pPr>
+          <w:hyperlink w:anchor="_Toc197666673" w:history="1">
+            <w:r>
+              <w:rPr>
+                <w:rStyle w:val="Hyperlink"/>
+                <w:noProof/>
+              </w:rPr>
+              <w:t>Core Components</w:t>
+            </w:r>
+            <w:r>
+              <w:rPr>
+                <w:noProof/>
+                <w:webHidden/>
+              </w:rPr>
+              <w:tab/>
+            </w:r>
+            <w:r>
+              <w:rPr>
+                <w:noProof/>
+                <w:webHidden/>
+              </w:rPr>
+              <w:fldChar w:fldCharType="begin"/>
+            </w:r>
+            <w:r>
+              <w:rPr>
+                <w:noProof/>
+                <w:webHidden/>
+              </w:rPr>
+              <w:instrText xml:space="preserve"> PAGEREF _Toc197666673 \h </w:instrText>
+            </w:r>
+            <w:r>
+              <w:rPr>
+                <w:noProof/>
+                <w:webHidden/>
+              </w:rPr>
+            </w:r>
+            <w:r>
+              <w:rPr>
+                <w:noProof/>
+                <w:webHidden/>
+              </w:rPr>
+              <w:fldChar w:fldCharType="separate"/>
+            </w:r>
+            <w:r>
+              <w:rPr>
+                <w:noProof/>
+                <w:webHidden/>
+              </w:rPr>
+              <w:t>6</w:t>
+            </w:r>
+            <w:r>
+              <w:rPr>
+                <w:noProof/>
+                <w:webHidden/>
+              </w:rPr>
+              <w:fldChar w:fldCharType="end"/>
+            </w:r>
+          </w:hyperlink>
+        </w:p>
+        <w:p>
+          <w:pPr>
+            <w:pStyle w:val="TOC3"/>
+            <w:tabs>
+              <w:tab w:val="right" w:leader="dot" w:pos="9016"/>
+            </w:tabs>
+            <w:rPr>
+              <w:noProof/>
+            </w:rPr>
+          </w:pPr>
+          <w:hyperlink w:anchor="_Toc197666674" w:history="1">
+            <w:r>
+              <w:rPr>
+                <w:rStyle w:val="Hyperlink"/>
+                <w:noProof/>
+              </w:rPr>
+              <w:t>Branch and Bound for the Dominating Set Problem</w:t>
+            </w:r>
+            <w:r>
+              <w:rPr>
+                <w:noProof/>
+                <w:webHidden/>
+              </w:rPr>
+              <w:tab/>
+            </w:r>
+            <w:r>
+              <w:rPr>
+                <w:noProof/>
+                <w:webHidden/>
+              </w:rPr>
+              <w:fldChar w:fldCharType="begin"/>
+            </w:r>
+            <w:r>
+              <w:rPr>
+                <w:noProof/>
+                <w:webHidden/>
+              </w:rPr>
+              <w:instrText xml:space="preserve"> PAGEREF _Toc197666674 \h </w:instrText>
+            </w:r>
+            <w:r>
+              <w:rPr>
+                <w:noProof/>
+                <w:webHidden/>
+              </w:rPr>
+            </w:r>
+            <w:r>
+              <w:rPr>
+                <w:noProof/>
+                <w:webHidden/>
+              </w:rPr>
+              <w:fldChar w:fldCharType="separate"/>
+            </w:r>
+            <w:r>
+              <w:rPr>
+                <w:noProof/>
+                <w:webHidden/>
+              </w:rPr>
+              <w:t>7</w:t>
+            </w:r>
+            <w:r>
+              <w:rPr>
+                <w:noProof/>
+                <w:webHidden/>
+              </w:rPr>
+              <w:fldChar w:fldCharType="end"/>
+            </w:r>
+          </w:hyperlink>
+        </w:p>
+        <w:p>
+          <w:pPr>
+            <w:pStyle w:val="TOC2"/>
+            <w:tabs>
+              <w:tab w:val="right" w:leader="dot" w:pos="9016"/>
+            </w:tabs>
+            <w:rPr>
+              <w:noProof/>
+            </w:rPr>
+          </w:pPr>
+          <w:hyperlink w:anchor="_Toc197666675" w:history="1">
+            <w:r>
+              <w:rPr>
+                <w:rStyle w:val="Hyperlink"/>
+                <w:noProof/>
+              </w:rPr>
+              <w:t>Tabu Search</w:t>
+            </w:r>
+            <w:r>
+              <w:rPr>
+                <w:noProof/>
+                <w:webHidden/>
+              </w:rPr>
+              <w:tab/>
+            </w:r>
+            <w:r>
+              <w:rPr>
+                <w:noProof/>
+                <w:webHidden/>
+              </w:rPr>
+              <w:fldChar w:fldCharType="begin"/>
+            </w:r>
+            <w:r>
+              <w:rPr>
+                <w:noProof/>
+                <w:webHidden/>
+              </w:rPr>
+              <w:instrText xml:space="preserve"> PAGEREF _Toc197666675 \h </w:instrText>
+            </w:r>
+            <w:r>
+              <w:rPr>
+                <w:noProof/>
+                <w:webHidden/>
+              </w:rPr>
+            </w:r>
+            <w:r>
+              <w:rPr>
+                <w:noProof/>
+                <w:webHidden/>
+              </w:rPr>
+              <w:fldChar w:fldCharType="separate"/>
+            </w:r>
+            <w:r>
+              <w:rPr>
+                <w:noProof/>
+                <w:webHidden/>
+              </w:rPr>
+              <w:t>10</w:t>
+            </w:r>
+            <w:r>
+              <w:rPr>
+                <w:noProof/>
+                <w:webHidden/>
+              </w:rPr>
+              <w:fldChar w:fldCharType="end"/>
+            </w:r>
+          </w:hyperlink>
+        </w:p>
+        <w:p>
+          <w:pPr>
+            <w:pStyle w:val="TOC2"/>
+            <w:tabs>
+              <w:tab w:val="right" w:leader="dot" w:pos="9016"/>
+            </w:tabs>
+            <w:rPr>
+              <w:noProof/>
+            </w:rPr>
+          </w:pPr>
+          <w:hyperlink w:anchor="_Toc197666676" w:history="1">
+            <w:r>
+              <w:rPr>
+                <w:rStyle w:val="Hyperlink"/>
+                <w:noProof/>
+              </w:rPr>
+              <w:t>OR-TOOLS</w:t>
+            </w:r>
+            <w:r>
+              <w:rPr>
+                <w:noProof/>
+                <w:webHidden/>
+              </w:rPr>
+              <w:tab/>
+            </w:r>
+            <w:r>
+              <w:rPr>
+                <w:noProof/>
+                <w:webHidden/>
+              </w:rPr>
+              <w:fldChar w:fldCharType="begin"/>
+            </w:r>
+            <w:r>
+              <w:rPr>
+                <w:noProof/>
+                <w:webHidden/>
+              </w:rPr>
+              <w:instrText xml:space="preserve"> PAGEREF _Toc197666676 \h </w:instrText>
+            </w:r>
+            <w:r>
+              <w:rPr>
+                <w:noProof/>
+                <w:webHidden/>
+              </w:rPr>
+            </w:r>
+            <w:r>
+              <w:rPr>
+                <w:noProof/>
+                <w:webHidden/>
+              </w:rPr>
+              <w:fldChar w:fldCharType="separate"/>
+            </w:r>
+            <w:r>
+              <w:rPr>
+                <w:noProof/>
+                <w:webHidden/>
+              </w:rPr>
+              <w:t>18</w:t>
+            </w:r>
+            <w:r>
+              <w:rPr>
+                <w:noProof/>
+                <w:webHidden/>
+              </w:rPr>
+              <w:fldChar w:fldCharType="end"/>
+            </w:r>
+          </w:hyperlink>
+        </w:p>
+        <w:p>
+          <w:pPr>
+            <w:pStyle w:val="TOC1"/>
+            <w:tabs>
+              <w:tab w:val="right" w:leader="dot" w:pos="9016"/>
+            </w:tabs>
+            <w:rPr>
+              <w:noProof/>
+            </w:rPr>
+          </w:pPr>
+          <w:hyperlink w:anchor="_Toc197666677" w:history="1">
+            <w:r>
+              <w:rPr>
+                <w:rStyle w:val="Hyperlink"/>
+                <w:noProof/>
+              </w:rPr>
+              <w:t>Report</w:t>
+            </w:r>
+            <w:r>
+              <w:rPr>
+                <w:noProof/>
+                <w:webHidden/>
+              </w:rPr>
+              <w:tab/>
+            </w:r>
+            <w:r>
+              <w:rPr>
+                <w:noProof/>
+                <w:webHidden/>
+              </w:rPr>
+              <w:fldChar w:fldCharType="begin"/>
+            </w:r>
+            <w:r>
+              <w:rPr>
+                <w:noProof/>
+                <w:webHidden/>
+              </w:rPr>
+              <w:instrText xml:space="preserve"> PAGEREF _Toc197666677 \h </w:instrText>
+            </w:r>
+            <w:r>
+              <w:rPr>
+                <w:noProof/>
+                <w:webHidden/>
+              </w:rPr>
+            </w:r>
+            <w:r>
+              <w:rPr>
+                <w:noProof/>
+                <w:webHidden/>
+              </w:rPr>
+              <w:fldChar w:fldCharType="separate"/>
+            </w:r>
+            <w:r>
+              <w:rPr>
+                <w:noProof/>
+                <w:webHidden/>
+              </w:rPr>
+              <w:t>20</w:t>
+            </w:r>
+            <w:r>
+              <w:rPr>
+                <w:noProof/>
+                <w:webHidden/>
+              </w:rPr>
+              <w:fldChar w:fldCharType="end"/>
+            </w:r>
+          </w:hyperlink>
+        </w:p>
+        <w:p>
+          <w:pPr>
+            <w:pStyle w:val="TOC2"/>
+            <w:tabs>
+              <w:tab w:val="right" w:leader="dot" w:pos="9016"/>
+            </w:tabs>
+            <w:rPr>
+              <w:noProof/>
+            </w:rPr>
+          </w:pPr>
+          <w:hyperlink w:anchor="_Toc197666678" w:history="1">
+            <w:r>
+              <w:rPr>
+                <w:rStyle w:val="Hyperlink"/>
+                <w:noProof/>
+              </w:rPr>
+              <w:t>Technical Analysis: bermen300.gr</w:t>
+            </w:r>
+            <w:r>
+              <w:rPr>
+                <w:noProof/>
+                <w:webHidden/>
+              </w:rPr>
+              <w:tab/>
+            </w:r>
+            <w:r>
+              <w:rPr>
+                <w:noProof/>
+                <w:webHidden/>
+              </w:rPr>
+              <w:fldChar w:fldCharType="begin"/>
+            </w:r>
+            <w:r>
+              <w:rPr>
+                <w:noProof/>
+                <w:webHidden/>
+              </w:rPr>
+              <w:instrText xml:space="preserve"> PAGEREF _Toc197666678 \h </w:instrText>
+            </w:r>
+            <w:r>
+              <w:rPr>
+                <w:noProof/>
+                <w:webHidden/>
+              </w:rPr>
+            </w:r>
+            <w:r>
+              <w:rPr>
+                <w:noProof/>
+                <w:webHidden/>
+              </w:rPr>
+              <w:fldChar w:fldCharType="separate"/>
+            </w:r>
+            <w:r>
+              <w:rPr>
+                <w:noProof/>
+                <w:webHidden/>
+              </w:rPr>
+              <w:t>26</w:t>
+            </w:r>
+            <w:r>
+              <w:rPr>
+                <w:noProof/>
+                <w:webHidden/>
+              </w:rPr>
+              <w:fldChar w:fldCharType="end"/>
+            </w:r>
+          </w:hyperlink>
+        </w:p>
+        <w:p>
+          <w:pPr>
+            <w:pStyle w:val="TOC2"/>
+            <w:tabs>
+              <w:tab w:val="right" w:leader="dot" w:pos="9016"/>
+            </w:tabs>
+            <w:rPr>
+              <w:noProof/>
+            </w:rPr>
+          </w:pPr>
+          <w:hyperlink w:anchor="_Toc197666679" w:history="1">
+            <w:r>
+              <w:rPr>
+                <w:rStyle w:val="Hyperlink"/>
+                <w:noProof/>
+              </w:rPr>
+              <w:t>Technical Analysis: bermen250.gr</w:t>
+            </w:r>
+            <w:r>
+              <w:rPr>
+                <w:noProof/>
+                <w:webHidden/>
+              </w:rPr>
+              <w:tab/>
+            </w:r>
+            <w:r>
+              <w:rPr>
+                <w:noProof/>
+                <w:webHidden/>
+              </w:rPr>
+              <w:fldChar w:fldCharType="begin"/>
+            </w:r>
+            <w:r>
+              <w:rPr>
+                <w:noProof/>
+                <w:webHidden/>
+              </w:rPr>
+              <w:instrText xml:space="preserve"> PAGEREF _Toc197666679 \h </w:instrText>
+            </w:r>
+            <w:r>
+              <w:rPr>
+                <w:noProof/>
+                <w:webHidden/>
+              </w:rPr>
+            </w:r>
+            <w:r>
+              <w:rPr>
+                <w:noProof/>
+                <w:webHidden/>
+              </w:rPr>
+              <w:fldChar w:fldCharType="separate"/>
+            </w:r>
+            <w:r>
+              <w:rPr>
+                <w:noProof/>
+                <w:webHidden/>
+              </w:rPr>
+              <w:t>28</w:t>
+            </w:r>
+            <w:r>
+              <w:rPr>
+                <w:noProof/>
+                <w:webHidden/>
+              </w:rPr>
+              <w:fldChar w:fldCharType="end"/>
+            </w:r>
+          </w:hyperlink>
+        </w:p>
+        <w:p>
+          <w:pPr>
+            <w:pStyle w:val="TOC2"/>
+            <w:tabs>
+              <w:tab w:val="right" w:leader="dot" w:pos="9016"/>
+            </w:tabs>
+            <w:rPr>
+              <w:noProof/>
+            </w:rPr>
+          </w:pPr>
+          <w:hyperlink w:anchor="_Toc197666680" w:history="1">
+            <w:r>
+              <w:rPr>
+                <w:rStyle w:val="Hyperlink"/>
+                <w:noProof/>
+              </w:rPr>
+              <w:t>Technical Analysis: bermen200.gr</w:t>
+            </w:r>
+            <w:r>
+              <w:rPr>
+                <w:noProof/>
+                <w:webHidden/>
+              </w:rPr>
+              <w:tab/>
+            </w:r>
+            <w:r>
+              <w:rPr>
+                <w:noProof/>
+                <w:webHidden/>
+              </w:rPr>
+              <w:fldChar w:fldCharType="begin"/>
+            </w:r>
+            <w:r>
+              <w:rPr>
+                <w:noProof/>
+                <w:webHidden/>
+              </w:rPr>
+              <w:instrText xml:space="preserve"> PAGEREF _Toc197666680 \h </w:instrText>
+            </w:r>
+            <w:r>
+              <w:rPr>
+                <w:noProof/>
+                <w:webHidden/>
+              </w:rPr>
+            </w:r>
+            <w:r>
+              <w:rPr>
+                <w:noProof/>
+                <w:webHidden/>
+              </w:rPr>
+              <w:fldChar w:fldCharType="separate"/>
+            </w:r>
+            <w:r>
+              <w:rPr>
+                <w:noProof/>
+                <w:webHidden/>
+              </w:rPr>
+              <w:t>30</w:t>
+            </w:r>
+            <w:r>
+              <w:rPr>
+                <w:noProof/>
+                <w:webHidden/>
+              </w:rPr>
+              <w:fldChar w:fldCharType="end"/>
+            </w:r>
+          </w:hyperlink>
+        </w:p>
+        <w:p>
+          <w:pPr>
+            <w:pStyle w:val="TOC2"/>
+            <w:tabs>
+              <w:tab w:val="right" w:leader="dot" w:pos="9016"/>
+            </w:tabs>
+            <w:rPr>
+              <w:noProof/>
+            </w:rPr>
+          </w:pPr>
+          <w:hyperlink w:anchor="_Toc197666681" w:history="1">
+            <w:r>
+              <w:rPr>
+                <w:rStyle w:val="Hyperlink"/>
+                <w:noProof/>
+              </w:rPr>
+              <w:t>Technical Analysis: bermen150.gr</w:t>
+            </w:r>
+            <w:r>
+              <w:rPr>
+                <w:noProof/>
+                <w:webHidden/>
+              </w:rPr>
+              <w:tab/>
+            </w:r>
+            <w:r>
+              <w:rPr>
+                <w:noProof/>
+                <w:webHidden/>
+              </w:rPr>
+              <w:fldChar w:fldCharType="begin"/>
+            </w:r>
+            <w:r>
+              <w:rPr>
+                <w:noProof/>
+                <w:webHidden/>
+              </w:rPr>
+              <w:instrText xml:space="preserve"> PAGEREF _Toc197666681 \h </w:instrText>
+            </w:r>
+            <w:r>
+              <w:rPr>
+                <w:noProof/>
+                <w:webHidden/>
+              </w:rPr>
+            </w:r>
+            <w:r>
+              <w:rPr>
+                <w:noProof/>
+                <w:webHidden/>
+              </w:rPr>
+              <w:fldChar w:fldCharType="separate"/>
+            </w:r>
+            <w:r>
+              <w:rPr>
+                <w:noProof/>
+                <w:webHidden/>
+              </w:rPr>
+              <w:t>31</w:t>
+            </w:r>
+            <w:r>
+              <w:rPr>
+                <w:noProof/>
+                <w:webHidden/>
+              </w:rPr>
+              <w:fldChar w:fldCharType="end"/>
+            </w:r>
+          </w:hyperlink>
+        </w:p>
+        <w:p>
+          <w:pPr>
+            <w:pStyle w:val="TOC2"/>
+            <w:tabs>
+              <w:tab w:val="right" w:leader="dot" w:pos="9016"/>
+            </w:tabs>
+            <w:rPr>
+              <w:noProof/>
+            </w:rPr>
+          </w:pPr>
+          <w:hyperlink w:anchor="_Toc197666682" w:history="1">
+            <w:r>
+              <w:rPr>
+                <w:rStyle w:val="Hyperlink"/>
+                <w:noProof/>
+              </w:rPr>
+              <w:t>Technical Analysis: bermen50.gr</w:t>
+            </w:r>
+            <w:r>
+              <w:rPr>
+                <w:noProof/>
+                <w:webHidden/>
+              </w:rPr>
+              <w:tab/>
+            </w:r>
+            <w:r>
+              <w:rPr>
+                <w:noProof/>
+                <w:webHidden/>
+              </w:rPr>
+              <w:fldChar w:fldCharType="begin"/>
+            </w:r>
+            <w:r>
+              <w:rPr>
+                <w:noProof/>
+                <w:webHidden/>
+              </w:rPr>
+              <w:instrText xml:space="preserve"> PAGEREF _Toc197666682 \h </w:instrText>
+            </w:r>
+            <w:r>
+              <w:rPr>
+                <w:noProof/>
+                <w:webHidden/>
+              </w:rPr>
+            </w:r>
+            <w:r>
+              <w:rPr>
+                <w:noProof/>
+                <w:webHidden/>
+              </w:rPr>
+              <w:fldChar w:fldCharType="separate"/>
+            </w:r>
+            <w:r>
+              <w:rPr>
+                <w:noProof/>
+                <w:webHidden/>
+              </w:rPr>
+              <w:t>32</w:t>
+            </w:r>
+            <w:r>
+              <w:rPr>
+                <w:noProof/>
+                <w:webHidden/>
+              </w:rPr>
+              <w:fldChar w:fldCharType="end"/>
+            </w:r>
+          </w:hyperlink>
+        </w:p>
+        <w:p>
+          <w:r>
+            <w:rPr>
+              <w:b/>
+              <w:bCs/>
+            </w:rPr>
+            <w:fldChar w:fldCharType="end"/>
+          </w:r>
+        </w:p>
+      </w:sdtContent>
+    </w:sdt>
+    <w:p>
+      <w:pPr>
+        <w:rPr>
+          <w:lang w:val="ro-RO"/>
+        </w:rPr>
+      </w:pPr>
+    </w:p>
+    <w:p>
+      <w:pPr>
+        <w:rPr>
+          <w:rFonts w:asciiTheme="majorHAnsi" w:eastAsiaTheme="majorEastAsia" w:hAnsiTheme="majorHAnsi" w:cstheme="majorBidi"/>
+          <w:spacing w:val="-10"/>
+          <w:kern w:val="28"/>
+          <w:sz w:val="56"/>
+          <w:szCs w:val="56"/>
+          <w:lang w:val="ro-RO"/>
+        </w:rPr>
+      </w:pPr>
+      <w:r>
+        <w:rPr>
+          <w:lang w:val="ro-RO"/>
+        </w:rPr>
+        <w:br w:type="page"/>
+      </w:r>
+    </w:p>
+    <w:p>
+      <w:pPr>
+        <w:pStyle w:val="Title"/>
+        <w:rPr>
+          <w:lang w:val="ro-RO"/>
+        </w:rPr>
+      </w:pPr>
+    </w:p>
     <w:p>
       <w:pPr>
         <w:pStyle w:val="Heading1"/>
@@ -39,6 +1279,7 @@
           <w:lang w:val="ro-RO"/>
         </w:rPr>
       </w:pPr>
+      <w:bookmarkStart w:id="0" w:name="_Toc197666666"/>
       <w:r>
         <w:rPr>
           <w:lang w:val="ro-RO"/>
@@ -52,6 +1293,7 @@
         </w:rPr>
         <w:t>Overview</w:t>
       </w:r>
+      <w:bookmarkEnd w:id="0"/>
       <w:proofErr w:type="spellEnd"/>
     </w:p>
     <w:p>
@@ -587,6 +1829,7 @@
           <w:lang w:val="ro-RO"/>
         </w:rPr>
       </w:pPr>
+      <w:bookmarkStart w:id="1" w:name="_Toc197666667"/>
       <w:r>
         <w:rPr>
           <w:lang w:val="ro-RO"/>
@@ -600,6 +1843,7 @@
         </w:rPr>
         <w:t>summary</w:t>
       </w:r>
+      <w:bookmarkEnd w:id="1"/>
       <w:proofErr w:type="spellEnd"/>
     </w:p>
     <w:p>
@@ -648,10 +1892,12 @@
       <w:pPr>
         <w:pStyle w:val="Heading1"/>
       </w:pPr>
+      <w:bookmarkStart w:id="2" w:name="_Toc197666668"/>
       <w:r>
         <w:lastRenderedPageBreak/>
         <w:t>Project structure</w:t>
       </w:r>
+      <w:bookmarkEnd w:id="2"/>
     </w:p>
     <w:p>
       <w:r>
@@ -671,7 +1917,7 @@
                     <pic:cNvPicPr/>
                   </pic:nvPicPr>
                   <pic:blipFill>
-                    <a:blip r:embed="rId5"/>
+                    <a:blip r:embed="rId6"/>
                     <a:stretch>
                       <a:fillRect/>
                     </a:stretch>
@@ -733,8 +1979,13 @@
       <w:pPr>
         <w:pStyle w:val="Heading2"/>
       </w:pPr>
-      <w:r>
-        <w:t xml:space="preserve">Key Python files </w:t>
+      <w:bookmarkStart w:id="3" w:name="_Toc197666669"/>
+      <w:r>
+        <w:t>Key Python files</w:t>
+      </w:r>
+      <w:bookmarkEnd w:id="3"/>
+      <w:r>
+        <w:t xml:space="preserve"> </w:t>
       </w:r>
     </w:p>
     <w:p>
@@ -1124,10 +2375,12 @@
       <w:pPr>
         <w:pStyle w:val="Heading3"/>
       </w:pPr>
+      <w:bookmarkStart w:id="4" w:name="_Toc197666670"/>
       <w:r>
         <w:lastRenderedPageBreak/>
         <w:t>Solvers Documentation</w:t>
       </w:r>
+      <w:bookmarkEnd w:id="4"/>
     </w:p>
     <w:p>
       <w:pPr>
@@ -1380,18 +2633,22 @@
       <w:pPr>
         <w:pStyle w:val="Heading1"/>
       </w:pPr>
+      <w:bookmarkStart w:id="5" w:name="_Toc197666671"/>
       <w:r>
         <w:lastRenderedPageBreak/>
         <w:t>Algorithms</w:t>
       </w:r>
+      <w:bookmarkEnd w:id="5"/>
     </w:p>
     <w:p>
       <w:pPr>
         <w:pStyle w:val="Heading2"/>
       </w:pPr>
+      <w:bookmarkStart w:id="6" w:name="_Toc197666672"/>
       <w:r>
         <w:t>Branch and Bound</w:t>
       </w:r>
+      <w:bookmarkEnd w:id="6"/>
     </w:p>
     <w:p>
       <w:r>
@@ -1402,9 +2659,11 @@
       <w:pPr>
         <w:pStyle w:val="Heading3"/>
       </w:pPr>
+      <w:bookmarkStart w:id="7" w:name="_Toc197666673"/>
       <w:r>
         <w:t>Core Components</w:t>
       </w:r>
+      <w:bookmarkEnd w:id="7"/>
     </w:p>
     <w:p/>
     <w:p>
@@ -1556,10 +2815,12 @@
       <w:pPr>
         <w:pStyle w:val="Heading3"/>
       </w:pPr>
+      <w:bookmarkStart w:id="8" w:name="_Toc197666674"/>
       <w:r>
         <w:lastRenderedPageBreak/>
         <w:t>Branch and Bound for the Dominating Set Problem</w:t>
       </w:r>
+      <w:bookmarkEnd w:id="8"/>
     </w:p>
     <w:p>
       <w:r>
@@ -1599,7 +2860,7 @@
                     </pic:cNvPicPr>
                   </pic:nvPicPr>
                   <pic:blipFill>
-                    <a:blip r:embed="rId6">
+                    <a:blip r:embed="rId7">
                       <a:extLst>
                         <a:ext uri="{28A0092B-C50C-407E-A947-70E740481C1C}">
                           <a14:useLocalDpi xmlns:a14="http://schemas.microsoft.com/office/drawing/2010/main" val="0"/>
@@ -1715,7 +2976,7 @@
                     </pic:cNvPicPr>
                   </pic:nvPicPr>
                   <pic:blipFill>
-                    <a:blip r:embed="rId7" cstate="print">
+                    <a:blip r:embed="rId8" cstate="print">
                       <a:extLst>
                         <a:ext uri="{28A0092B-C50C-407E-A947-70E740481C1C}">
                           <a14:useLocalDpi xmlns:a14="http://schemas.microsoft.com/office/drawing/2010/main" val="0"/>
@@ -1821,7 +3082,7 @@
                     </pic:cNvPicPr>
                   </pic:nvPicPr>
                   <pic:blipFill>
-                    <a:blip r:embed="rId8">
+                    <a:blip r:embed="rId9">
                       <a:extLst>
                         <a:ext uri="{28A0092B-C50C-407E-A947-70E740481C1C}">
                           <a14:useLocalDpi xmlns:a14="http://schemas.microsoft.com/office/drawing/2010/main" val="0"/>
@@ -2124,7 +3385,7 @@
                     </pic:cNvPicPr>
                   </pic:nvPicPr>
                   <pic:blipFill>
-                    <a:blip r:embed="rId9" cstate="print">
+                    <a:blip r:embed="rId10" cstate="print">
                       <a:extLst>
                         <a:ext uri="{28A0092B-C50C-407E-A947-70E740481C1C}">
                           <a14:useLocalDpi xmlns:a14="http://schemas.microsoft.com/office/drawing/2010/main" val="0"/>
@@ -2165,9 +3426,11 @@
       <w:pPr>
         <w:pStyle w:val="Heading2"/>
       </w:pPr>
+      <w:bookmarkStart w:id="9" w:name="_Toc197666675"/>
       <w:r>
         <w:t>Tabu Search</w:t>
       </w:r>
+      <w:bookmarkEnd w:id="9"/>
     </w:p>
     <w:p>
       <w:pPr>
@@ -2601,7 +3864,7 @@
                     </pic:cNvPicPr>
                   </pic:nvPicPr>
                   <pic:blipFill>
-                    <a:blip r:embed="rId10" cstate="print">
+                    <a:blip r:embed="rId11" cstate="print">
                       <a:extLst>
                         <a:ext uri="{28A0092B-C50C-407E-A947-70E740481C1C}">
                           <a14:useLocalDpi xmlns:a14="http://schemas.microsoft.com/office/drawing/2010/main" val="0"/>
@@ -2717,7 +3980,7 @@
                     </pic:cNvPicPr>
                   </pic:nvPicPr>
                   <pic:blipFill>
-                    <a:blip r:embed="rId11" cstate="print">
+                    <a:blip r:embed="rId12" cstate="print">
                       <a:extLst>
                         <a:ext uri="{28A0092B-C50C-407E-A947-70E740481C1C}">
                           <a14:useLocalDpi xmlns:a14="http://schemas.microsoft.com/office/drawing/2010/main" val="0"/>
@@ -2826,7 +4089,7 @@
                     </pic:cNvPicPr>
                   </pic:nvPicPr>
                   <pic:blipFill>
-                    <a:blip r:embed="rId12" cstate="print">
+                    <a:blip r:embed="rId13" cstate="print">
                       <a:extLst>
                         <a:ext uri="{28A0092B-C50C-407E-A947-70E740481C1C}">
                           <a14:useLocalDpi xmlns:a14="http://schemas.microsoft.com/office/drawing/2010/main" val="0"/>
@@ -2890,7 +4153,7 @@
                     </pic:cNvPicPr>
                   </pic:nvPicPr>
                   <pic:blipFill>
-                    <a:blip r:embed="rId13" cstate="print">
+                    <a:blip r:embed="rId14" cstate="print">
                       <a:extLst>
                         <a:ext uri="{28A0092B-C50C-407E-A947-70E740481C1C}">
                           <a14:useLocalDpi xmlns:a14="http://schemas.microsoft.com/office/drawing/2010/main" val="0"/>
@@ -3017,7 +4280,7 @@
                     </pic:cNvPicPr>
                   </pic:nvPicPr>
                   <pic:blipFill>
-                    <a:blip r:embed="rId14" cstate="print">
+                    <a:blip r:embed="rId15" cstate="print">
                       <a:extLst>
                         <a:ext uri="{28A0092B-C50C-407E-A947-70E740481C1C}">
                           <a14:useLocalDpi xmlns:a14="http://schemas.microsoft.com/office/drawing/2010/main" val="0"/>
@@ -3132,7 +4395,7 @@
                     </pic:cNvPicPr>
                   </pic:nvPicPr>
                   <pic:blipFill>
-                    <a:blip r:embed="rId15" cstate="print">
+                    <a:blip r:embed="rId16" cstate="print">
                       <a:extLst>
                         <a:ext uri="{28A0092B-C50C-407E-A947-70E740481C1C}">
                           <a14:useLocalDpi xmlns:a14="http://schemas.microsoft.com/office/drawing/2010/main" val="0"/>
@@ -3231,7 +4494,7 @@
                     </pic:cNvPicPr>
                   </pic:nvPicPr>
                   <pic:blipFill>
-                    <a:blip r:embed="rId16" cstate="print">
+                    <a:blip r:embed="rId17" cstate="print">
                       <a:extLst>
                         <a:ext uri="{28A0092B-C50C-407E-A947-70E740481C1C}">
                           <a14:useLocalDpi xmlns:a14="http://schemas.microsoft.com/office/drawing/2010/main" val="0"/>
@@ -3309,7 +4572,7 @@
                     </pic:cNvPicPr>
                   </pic:nvPicPr>
                   <pic:blipFill>
-                    <a:blip r:embed="rId17" cstate="print">
+                    <a:blip r:embed="rId18" cstate="print">
                       <a:extLst>
                         <a:ext uri="{28A0092B-C50C-407E-A947-70E740481C1C}">
                           <a14:useLocalDpi xmlns:a14="http://schemas.microsoft.com/office/drawing/2010/main" val="0"/>
@@ -3403,7 +4666,7 @@
                     </pic:cNvPicPr>
                   </pic:nvPicPr>
                   <pic:blipFill>
-                    <a:blip r:embed="rId18" cstate="print">
+                    <a:blip r:embed="rId19" cstate="print">
                       <a:extLst>
                         <a:ext uri="{28A0092B-C50C-407E-A947-70E740481C1C}">
                           <a14:useLocalDpi xmlns:a14="http://schemas.microsoft.com/office/drawing/2010/main" val="0"/>
@@ -3518,7 +4781,7 @@
                     </pic:cNvPicPr>
                   </pic:nvPicPr>
                   <pic:blipFill>
-                    <a:blip r:embed="rId19" cstate="print">
+                    <a:blip r:embed="rId20" cstate="print">
                       <a:extLst>
                         <a:ext uri="{28A0092B-C50C-407E-A947-70E740481C1C}">
                           <a14:useLocalDpi xmlns:a14="http://schemas.microsoft.com/office/drawing/2010/main" val="0"/>
@@ -3578,7 +4841,7 @@
                     </pic:cNvPicPr>
                   </pic:nvPicPr>
                   <pic:blipFill>
-                    <a:blip r:embed="rId20" cstate="print">
+                    <a:blip r:embed="rId21" cstate="print">
                       <a:extLst>
                         <a:ext uri="{28A0092B-C50C-407E-A947-70E740481C1C}">
                           <a14:useLocalDpi xmlns:a14="http://schemas.microsoft.com/office/drawing/2010/main" val="0"/>
@@ -3765,9 +5028,11 @@
       <w:pPr>
         <w:pStyle w:val="Heading2"/>
       </w:pPr>
+      <w:bookmarkStart w:id="10" w:name="_Toc197666676"/>
       <w:r>
         <w:t>OR-TOOLS</w:t>
       </w:r>
+      <w:bookmarkEnd w:id="10"/>
     </w:p>
     <w:p>
       <w:pPr>
@@ -3953,7 +5218,7 @@
                     <pic:cNvPicPr/>
                   </pic:nvPicPr>
                   <pic:blipFill>
-                    <a:blip r:embed="rId21"/>
+                    <a:blip r:embed="rId22"/>
                     <a:stretch>
                       <a:fillRect/>
                     </a:stretch>
@@ -4241,7 +5506,7 @@
                     </pic:cNvPicPr>
                   </pic:nvPicPr>
                   <pic:blipFill>
-                    <a:blip r:embed="rId22" cstate="print">
+                    <a:blip r:embed="rId23" cstate="print">
                       <a:extLst>
                         <a:ext uri="{28A0092B-C50C-407E-A947-70E740481C1C}">
                           <a14:useLocalDpi xmlns:a14="http://schemas.microsoft.com/office/drawing/2010/main" val="0"/>
@@ -4282,10 +5547,12 @@
       <w:pPr>
         <w:pStyle w:val="Heading1"/>
       </w:pPr>
+      <w:bookmarkStart w:id="11" w:name="_Toc197666677"/>
       <w:r>
         <w:lastRenderedPageBreak/>
         <w:t>Report</w:t>
       </w:r>
+      <w:bookmarkEnd w:id="11"/>
     </w:p>
     <w:p>
       <w:pPr>
@@ -6267,7 +7534,7 @@
                     </pic:cNvPicPr>
                   </pic:nvPicPr>
                   <pic:blipFill>
-                    <a:blip r:embed="rId23">
+                    <a:blip r:embed="rId24">
                       <a:extLst>
                         <a:ext uri="{28A0092B-C50C-407E-A947-70E740481C1C}">
                           <a14:useLocalDpi xmlns:a14="http://schemas.microsoft.com/office/drawing/2010/main" val="0"/>
@@ -6320,7 +7587,7 @@
                     </pic:cNvPicPr>
                   </pic:nvPicPr>
                   <pic:blipFill>
-                    <a:blip r:embed="rId24" cstate="print">
+                    <a:blip r:embed="rId25" cstate="print">
                       <a:extLst>
                         <a:ext uri="{28A0092B-C50C-407E-A947-70E740481C1C}">
                           <a14:useLocalDpi xmlns:a14="http://schemas.microsoft.com/office/drawing/2010/main" val="0"/>
@@ -6373,7 +7640,7 @@
                     </pic:cNvPicPr>
                   </pic:nvPicPr>
                   <pic:blipFill>
-                    <a:blip r:embed="rId25" cstate="print">
+                    <a:blip r:embed="rId26" cstate="print">
                       <a:extLst>
                         <a:ext uri="{28A0092B-C50C-407E-A947-70E740481C1C}">
                           <a14:useLocalDpi xmlns:a14="http://schemas.microsoft.com/office/drawing/2010/main" val="0"/>
@@ -6422,59 +7689,6 @@
                 <pic:pic xmlns:pic="http://schemas.openxmlformats.org/drawingml/2006/picture">
                   <pic:nvPicPr>
                     <pic:cNvPr id="0" name="Picture 113"/>
-                    <pic:cNvPicPr>
-                      <a:picLocks noChangeAspect="1" noChangeArrowheads="1"/>
-                    </pic:cNvPicPr>
-                  </pic:nvPicPr>
-                  <pic:blipFill>
-                    <a:blip r:embed="rId26" cstate="print">
-                      <a:extLst>
-                        <a:ext uri="{28A0092B-C50C-407E-A947-70E740481C1C}">
-                          <a14:useLocalDpi xmlns:a14="http://schemas.microsoft.com/office/drawing/2010/main" val="0"/>
-                        </a:ext>
-                      </a:extLst>
-                    </a:blip>
-                    <a:srcRect/>
-                    <a:stretch>
-                      <a:fillRect/>
-                    </a:stretch>
-                  </pic:blipFill>
-                  <pic:spPr bwMode="auto">
-                    <a:xfrm>
-                      <a:off x="0" y="0"/>
-                      <a:ext cx="5732145" cy="1767205"/>
-                    </a:xfrm>
-                    <a:prstGeom prst="rect">
-                      <a:avLst/>
-                    </a:prstGeom>
-                    <a:noFill/>
-                    <a:ln>
-                      <a:noFill/>
-                    </a:ln>
-                  </pic:spPr>
-                </pic:pic>
-              </a:graphicData>
-            </a:graphic>
-          </wp:inline>
-        </w:drawing>
-      </w:r>
-      <w:r>
-        <w:rPr>
-          <w:noProof/>
-        </w:rPr>
-        <w:drawing>
-          <wp:inline distT="0" distB="0" distL="0" distR="0" wp14:anchorId="4F779185" wp14:editId="13D0A312">
-            <wp:extent cx="5732145" cy="1767205"/>
-            <wp:effectExtent l="0" t="0" r="1905" b="4445"/>
-            <wp:docPr id="564460057" name="Picture 28"/>
-            <wp:cNvGraphicFramePr>
-              <a:graphicFrameLocks xmlns:a="http://schemas.openxmlformats.org/drawingml/2006/main" noChangeAspect="1"/>
-            </wp:cNvGraphicFramePr>
-            <a:graphic xmlns:a="http://schemas.openxmlformats.org/drawingml/2006/main">
-              <a:graphicData uri="http://schemas.openxmlformats.org/drawingml/2006/picture">
-                <pic:pic xmlns:pic="http://schemas.openxmlformats.org/drawingml/2006/picture">
-                  <pic:nvPicPr>
-                    <pic:cNvPr id="0" name="Picture 114"/>
                     <pic:cNvPicPr>
                       <a:picLocks noChangeAspect="1" noChangeArrowheads="1"/>
                     </pic:cNvPicPr>
@@ -6516,6 +7730,59 @@
           <w:noProof/>
         </w:rPr>
         <w:drawing>
+          <wp:inline distT="0" distB="0" distL="0" distR="0" wp14:anchorId="4F779185" wp14:editId="13D0A312">
+            <wp:extent cx="5732145" cy="1767205"/>
+            <wp:effectExtent l="0" t="0" r="1905" b="4445"/>
+            <wp:docPr id="564460057" name="Picture 28"/>
+            <wp:cNvGraphicFramePr>
+              <a:graphicFrameLocks xmlns:a="http://schemas.openxmlformats.org/drawingml/2006/main" noChangeAspect="1"/>
+            </wp:cNvGraphicFramePr>
+            <a:graphic xmlns:a="http://schemas.openxmlformats.org/drawingml/2006/main">
+              <a:graphicData uri="http://schemas.openxmlformats.org/drawingml/2006/picture">
+                <pic:pic xmlns:pic="http://schemas.openxmlformats.org/drawingml/2006/picture">
+                  <pic:nvPicPr>
+                    <pic:cNvPr id="0" name="Picture 114"/>
+                    <pic:cNvPicPr>
+                      <a:picLocks noChangeAspect="1" noChangeArrowheads="1"/>
+                    </pic:cNvPicPr>
+                  </pic:nvPicPr>
+                  <pic:blipFill>
+                    <a:blip r:embed="rId28" cstate="print">
+                      <a:extLst>
+                        <a:ext uri="{28A0092B-C50C-407E-A947-70E740481C1C}">
+                          <a14:useLocalDpi xmlns:a14="http://schemas.microsoft.com/office/drawing/2010/main" val="0"/>
+                        </a:ext>
+                      </a:extLst>
+                    </a:blip>
+                    <a:srcRect/>
+                    <a:stretch>
+                      <a:fillRect/>
+                    </a:stretch>
+                  </pic:blipFill>
+                  <pic:spPr bwMode="auto">
+                    <a:xfrm>
+                      <a:off x="0" y="0"/>
+                      <a:ext cx="5732145" cy="1767205"/>
+                    </a:xfrm>
+                    <a:prstGeom prst="rect">
+                      <a:avLst/>
+                    </a:prstGeom>
+                    <a:noFill/>
+                    <a:ln>
+                      <a:noFill/>
+                    </a:ln>
+                  </pic:spPr>
+                </pic:pic>
+              </a:graphicData>
+            </a:graphic>
+          </wp:inline>
+        </w:drawing>
+      </w:r>
+      <w:r>
+        <w:rPr>
+          <w:noProof/>
+        </w:rPr>
+        <w:drawing>
           <wp:inline distT="0" distB="0" distL="0" distR="0" wp14:anchorId="23A1BDBB" wp14:editId="28A9C3FE">
             <wp:extent cx="5718175" cy="1426210"/>
             <wp:effectExtent l="0" t="0" r="0" b="2540"/>
@@ -6533,7 +7800,7 @@
                     </pic:cNvPicPr>
                   </pic:nvPicPr>
                   <pic:blipFill>
-                    <a:blip r:embed="rId28" cstate="print">
+                    <a:blip r:embed="rId29" cstate="print">
                       <a:extLst>
                         <a:ext uri="{28A0092B-C50C-407E-A947-70E740481C1C}">
                           <a14:useLocalDpi xmlns:a14="http://schemas.microsoft.com/office/drawing/2010/main" val="0"/>
@@ -6586,7 +7853,7 @@
                     </pic:cNvPicPr>
                   </pic:nvPicPr>
                   <pic:blipFill>
-                    <a:blip r:embed="rId29" cstate="print">
+                    <a:blip r:embed="rId30" cstate="print">
                       <a:extLst>
                         <a:ext uri="{28A0092B-C50C-407E-A947-70E740481C1C}">
                           <a14:useLocalDpi xmlns:a14="http://schemas.microsoft.com/office/drawing/2010/main" val="0"/>
@@ -6640,7 +7907,7 @@
                     </pic:cNvPicPr>
                   </pic:nvPicPr>
                   <pic:blipFill>
-                    <a:blip r:embed="rId30" cstate="print">
+                    <a:blip r:embed="rId31" cstate="print">
                       <a:extLst>
                         <a:ext uri="{28A0092B-C50C-407E-A947-70E740481C1C}">
                           <a14:useLocalDpi xmlns:a14="http://schemas.microsoft.com/office/drawing/2010/main" val="0"/>
@@ -6693,7 +7960,7 @@
                     </pic:cNvPicPr>
                   </pic:nvPicPr>
                   <pic:blipFill>
-                    <a:blip r:embed="rId31">
+                    <a:blip r:embed="rId32">
                       <a:extLst>
                         <a:ext uri="{28A0092B-C50C-407E-A947-70E740481C1C}">
                           <a14:useLocalDpi xmlns:a14="http://schemas.microsoft.com/office/drawing/2010/main" val="0"/>
@@ -6744,10 +8011,12 @@
       <w:pPr>
         <w:pStyle w:val="Heading2"/>
       </w:pPr>
+      <w:bookmarkStart w:id="12" w:name="_Toc197666678"/>
       <w:r>
         <w:lastRenderedPageBreak/>
         <w:t>Technical Analysis: bermen300.gr</w:t>
       </w:r>
+      <w:bookmarkEnd w:id="12"/>
     </w:p>
     <w:p>
       <w:pPr>
@@ -8780,6 +10049,7 @@
     </w:tbl>
     <w:p>
       <w:pPr>
+        <w:jc w:val="center"/>
         <w:rPr>
           <w:i/>
           <w:iCs/>
@@ -8808,6 +10078,65 @@
         </w:rPr>
         <w:t xml:space="preserve"> for these algorithm types.</w:t>
       </w:r>
+      <w:r>
+        <w:rPr>
+          <w:noProof/>
+        </w:rPr>
+        <w:t xml:space="preserve"> </w:t>
+      </w:r>
+      <w:r>
+        <w:rPr>
+          <w:noProof/>
+        </w:rPr>
+        <w:drawing>
+          <wp:inline distT="0" distB="0" distL="0" distR="0" wp14:anchorId="0082FA38" wp14:editId="0A2409C2">
+            <wp:extent cx="5725160" cy="3432175"/>
+            <wp:effectExtent l="0" t="0" r="8890" b="0"/>
+            <wp:docPr id="1321109663" name="Picture 32" descr="A screenshot of a graph&#10;&#10;AI-generated content may be incorrect."/>
+            <wp:cNvGraphicFramePr>
+              <a:graphicFrameLocks xmlns:a="http://schemas.openxmlformats.org/drawingml/2006/main" noChangeAspect="1"/>
+            </wp:cNvGraphicFramePr>
+            <a:graphic xmlns:a="http://schemas.openxmlformats.org/drawingml/2006/main">
+              <a:graphicData uri="http://schemas.openxmlformats.org/drawingml/2006/picture">
+                <pic:pic xmlns:pic="http://schemas.openxmlformats.org/drawingml/2006/picture">
+                  <pic:nvPicPr>
+                    <pic:cNvPr id="1321109663" name="Picture 32" descr="A screenshot of a graph&#10;&#10;AI-generated content may be incorrect."/>
+                    <pic:cNvPicPr>
+                      <a:picLocks noChangeAspect="1" noChangeArrowheads="1"/>
+                    </pic:cNvPicPr>
+                  </pic:nvPicPr>
+                  <pic:blipFill>
+                    <a:blip r:embed="rId33">
+                      <a:extLst>
+                        <a:ext uri="{28A0092B-C50C-407E-A947-70E740481C1C}">
+                          <a14:useLocalDpi xmlns:a14="http://schemas.microsoft.com/office/drawing/2010/main" val="0"/>
+                        </a:ext>
+                      </a:extLst>
+                    </a:blip>
+                    <a:srcRect/>
+                    <a:stretch>
+                      <a:fillRect/>
+                    </a:stretch>
+                  </pic:blipFill>
+                  <pic:spPr bwMode="auto">
+                    <a:xfrm>
+                      <a:off x="0" y="0"/>
+                      <a:ext cx="5725160" cy="3432175"/>
+                    </a:xfrm>
+                    <a:prstGeom prst="rect">
+                      <a:avLst/>
+                    </a:prstGeom>
+                    <a:noFill/>
+                    <a:ln>
+                      <a:noFill/>
+                    </a:ln>
+                  </pic:spPr>
+                </pic:pic>
+              </a:graphicData>
+            </a:graphic>
+          </wp:inline>
+        </w:drawing>
+      </w:r>
     </w:p>
     <w:p>
       <w:r>
@@ -8818,6 +10147,7 @@
       <w:pPr>
         <w:pStyle w:val="Heading2"/>
       </w:pPr>
+      <w:bookmarkStart w:id="13" w:name="_Toc197666679"/>
       <w:r>
         <w:lastRenderedPageBreak/>
         <w:t>Technical Analysis: bermen</w:t>
@@ -8828,21 +10158,25 @@
       <w:r>
         <w:t>0.gr</w:t>
       </w:r>
+      <w:bookmarkEnd w:id="13"/>
     </w:p>
     <w:tbl>
       <w:tblPr>
         <w:tblStyle w:val="TableGrid"/>
-        <w:tblW w:w="0" w:type="auto"/>
+        <w:tblW w:w="9595" w:type="dxa"/>
         <w:tblLook w:val="04A0" w:firstRow="1" w:lastRow="0" w:firstColumn="1" w:lastColumn="0" w:noHBand="0" w:noVBand="1"/>
       </w:tblPr>
       <w:tblGrid>
-        <w:gridCol w:w="2490"/>
-        <w:gridCol w:w="1434"/>
-        <w:gridCol w:w="1460"/>
-        <w:gridCol w:w="1934"/>
-        <w:gridCol w:w="1698"/>
+        <w:gridCol w:w="2695"/>
+        <w:gridCol w:w="1518"/>
+        <w:gridCol w:w="1530"/>
+        <w:gridCol w:w="2084"/>
+        <w:gridCol w:w="1768"/>
       </w:tblGrid>
       <w:tr>
+        <w:trPr>
+          <w:trHeight w:val="760"/>
+        </w:trPr>
         <w:tc>
           <w:tcPr>
             <w:tcW w:w="0" w:type="auto"/>
@@ -8955,6 +10289,9 @@
         </w:tc>
       </w:tr>
       <w:tr>
+        <w:trPr>
+          <w:trHeight w:val="441"/>
+        </w:trPr>
         <w:tc>
           <w:tcPr>
             <w:tcW w:w="0" w:type="auto"/>
@@ -9019,6 +10356,9 @@
         </w:tc>
       </w:tr>
       <w:tr>
+        <w:trPr>
+          <w:trHeight w:val="456"/>
+        </w:trPr>
         <w:tc>
           <w:tcPr>
             <w:tcW w:w="0" w:type="auto"/>
@@ -9091,6 +10431,9 @@
         </w:tc>
       </w:tr>
       <w:tr>
+        <w:trPr>
+          <w:trHeight w:val="745"/>
+        </w:trPr>
         <w:tc>
           <w:tcPr>
             <w:tcW w:w="0" w:type="auto"/>
@@ -9163,6 +10506,9 @@
         </w:tc>
       </w:tr>
       <w:tr>
+        <w:trPr>
+          <w:trHeight w:val="456"/>
+        </w:trPr>
         <w:tc>
           <w:tcPr>
             <w:tcW w:w="0" w:type="auto"/>
@@ -9235,6 +10581,9 @@
         </w:tc>
       </w:tr>
       <w:tr>
+        <w:trPr>
+          <w:trHeight w:val="745"/>
+        </w:trPr>
         <w:tc>
           <w:tcPr>
             <w:tcW w:w="0" w:type="auto"/>
@@ -9307,6 +10656,9 @@
         </w:tc>
       </w:tr>
       <w:tr>
+        <w:trPr>
+          <w:trHeight w:val="456"/>
+        </w:trPr>
         <w:tc>
           <w:tcPr>
             <w:tcW w:w="0" w:type="auto"/>
@@ -9379,6 +10731,9 @@
         </w:tc>
       </w:tr>
       <w:tr>
+        <w:trPr>
+          <w:trHeight w:val="441"/>
+        </w:trPr>
         <w:tc>
           <w:tcPr>
             <w:tcW w:w="0" w:type="auto"/>
@@ -9451,6 +10806,9 @@
         </w:tc>
       </w:tr>
       <w:tr>
+        <w:trPr>
+          <w:trHeight w:val="456"/>
+        </w:trPr>
         <w:tc>
           <w:tcPr>
             <w:tcW w:w="0" w:type="auto"/>
@@ -9515,6 +10873,9 @@
         </w:tc>
       </w:tr>
       <w:tr>
+        <w:trPr>
+          <w:trHeight w:val="441"/>
+        </w:trPr>
         <w:tc>
           <w:tcPr>
             <w:tcW w:w="0" w:type="auto"/>
@@ -9587,6 +10948,9 @@
         </w:tc>
       </w:tr>
       <w:tr>
+        <w:trPr>
+          <w:trHeight w:val="441"/>
+        </w:trPr>
         <w:tc>
           <w:tcPr>
             <w:tcW w:w="0" w:type="auto"/>
@@ -9659,6 +11023,9 @@
         </w:tc>
       </w:tr>
       <w:tr>
+        <w:trPr>
+          <w:trHeight w:val="456"/>
+        </w:trPr>
         <w:tc>
           <w:tcPr>
             <w:tcW w:w="0" w:type="auto"/>
@@ -9731,6 +11098,9 @@
         </w:tc>
       </w:tr>
       <w:tr>
+        <w:trPr>
+          <w:trHeight w:val="441"/>
+        </w:trPr>
         <w:tc>
           <w:tcPr>
             <w:tcW w:w="0" w:type="auto"/>
@@ -9803,6 +11173,9 @@
         </w:tc>
       </w:tr>
       <w:tr>
+        <w:trPr>
+          <w:trHeight w:val="456"/>
+        </w:trPr>
         <w:tc>
           <w:tcPr>
             <w:tcW w:w="0" w:type="auto"/>
@@ -9867,6 +11240,9 @@
         </w:tc>
       </w:tr>
       <w:tr>
+        <w:trPr>
+          <w:trHeight w:val="441"/>
+        </w:trPr>
         <w:tc>
           <w:tcPr>
             <w:tcW w:w="0" w:type="auto"/>
@@ -9939,6 +11315,9 @@
         </w:tc>
       </w:tr>
       <w:tr>
+        <w:trPr>
+          <w:trHeight w:val="745"/>
+        </w:trPr>
         <w:tc>
           <w:tcPr>
             <w:tcW w:w="0" w:type="auto"/>
@@ -10013,8 +11392,61 @@
     </w:tbl>
     <w:p>
       <w:pPr>
-        <w:pStyle w:val="Heading2"/>
-      </w:pPr>
+        <w:jc w:val="center"/>
+      </w:pPr>
+      <w:r>
+        <w:rPr>
+          <w:noProof/>
+        </w:rPr>
+        <w:drawing>
+          <wp:inline distT="0" distB="0" distL="0" distR="0" wp14:anchorId="00A5FE88" wp14:editId="335DD8AC">
+            <wp:extent cx="4167963" cy="2498651"/>
+            <wp:effectExtent l="0" t="0" r="4445" b="0"/>
+            <wp:docPr id="1577511638" name="Picture 33" descr="A screenshot of a graph&#10;&#10;AI-generated content may be incorrect."/>
+            <wp:cNvGraphicFramePr>
+              <a:graphicFrameLocks xmlns:a="http://schemas.openxmlformats.org/drawingml/2006/main" noChangeAspect="1"/>
+            </wp:cNvGraphicFramePr>
+            <a:graphic xmlns:a="http://schemas.openxmlformats.org/drawingml/2006/main">
+              <a:graphicData uri="http://schemas.openxmlformats.org/drawingml/2006/picture">
+                <pic:pic xmlns:pic="http://schemas.openxmlformats.org/drawingml/2006/picture">
+                  <pic:nvPicPr>
+                    <pic:cNvPr id="1577511638" name="Picture 33" descr="A screenshot of a graph&#10;&#10;AI-generated content may be incorrect."/>
+                    <pic:cNvPicPr>
+                      <a:picLocks noChangeAspect="1" noChangeArrowheads="1"/>
+                    </pic:cNvPicPr>
+                  </pic:nvPicPr>
+                  <pic:blipFill>
+                    <a:blip r:embed="rId34">
+                      <a:extLst>
+                        <a:ext uri="{28A0092B-C50C-407E-A947-70E740481C1C}">
+                          <a14:useLocalDpi xmlns:a14="http://schemas.microsoft.com/office/drawing/2010/main" val="0"/>
+                        </a:ext>
+                      </a:extLst>
+                    </a:blip>
+                    <a:srcRect/>
+                    <a:stretch>
+                      <a:fillRect/>
+                    </a:stretch>
+                  </pic:blipFill>
+                  <pic:spPr bwMode="auto">
+                    <a:xfrm>
+                      <a:off x="0" y="0"/>
+                      <a:ext cx="4197154" cy="2516151"/>
+                    </a:xfrm>
+                    <a:prstGeom prst="rect">
+                      <a:avLst/>
+                    </a:prstGeom>
+                    <a:noFill/>
+                    <a:ln>
+                      <a:noFill/>
+                    </a:ln>
+                  </pic:spPr>
+                </pic:pic>
+              </a:graphicData>
+            </a:graphic>
+          </wp:inline>
+        </w:drawing>
+      </w:r>
     </w:p>
     <w:p>
       <w:pPr>
@@ -10026,6 +11458,7 @@
         </w:rPr>
       </w:pPr>
       <w:r>
+        <w:lastRenderedPageBreak/>
         <w:br w:type="page"/>
       </w:r>
     </w:p>
@@ -10033,6 +11466,7 @@
       <w:pPr>
         <w:pStyle w:val="Heading2"/>
       </w:pPr>
+      <w:bookmarkStart w:id="14" w:name="_Toc197666680"/>
       <w:r>
         <w:lastRenderedPageBreak/>
         <w:t>Technical Analysis: bermen</w:t>
@@ -10046,6 +11480,7 @@
       <w:r>
         <w:t>0.gr</w:t>
       </w:r>
+      <w:bookmarkEnd w:id="14"/>
     </w:p>
     <w:tbl>
       <w:tblPr>
@@ -11229,16 +12664,72 @@
         </w:tc>
       </w:tr>
     </w:tbl>
-    <w:p/>
-    <w:p>
+    <w:p>
+      <w:pPr>
+        <w:jc w:val="center"/>
+      </w:pPr>
+      <w:r>
+        <w:rPr>
+          <w:noProof/>
+        </w:rPr>
+        <w:drawing>
+          <wp:inline distT="0" distB="0" distL="0" distR="0" wp14:anchorId="0E94368F" wp14:editId="75B7FFF9">
+            <wp:extent cx="3870251" cy="2323525"/>
+            <wp:effectExtent l="0" t="0" r="0" b="635"/>
+            <wp:docPr id="1961257735" name="Picture 34" descr="A screenshot of a graph&#10;&#10;AI-generated content may be incorrect."/>
+            <wp:cNvGraphicFramePr>
+              <a:graphicFrameLocks xmlns:a="http://schemas.openxmlformats.org/drawingml/2006/main" noChangeAspect="1"/>
+            </wp:cNvGraphicFramePr>
+            <a:graphic xmlns:a="http://schemas.openxmlformats.org/drawingml/2006/main">
+              <a:graphicData uri="http://schemas.openxmlformats.org/drawingml/2006/picture">
+                <pic:pic xmlns:pic="http://schemas.openxmlformats.org/drawingml/2006/picture">
+                  <pic:nvPicPr>
+                    <pic:cNvPr id="1961257735" name="Picture 34" descr="A screenshot of a graph&#10;&#10;AI-generated content may be incorrect."/>
+                    <pic:cNvPicPr>
+                      <a:picLocks noChangeAspect="1" noChangeArrowheads="1"/>
+                    </pic:cNvPicPr>
+                  </pic:nvPicPr>
+                  <pic:blipFill>
+                    <a:blip r:embed="rId35" cstate="print">
+                      <a:extLst>
+                        <a:ext uri="{28A0092B-C50C-407E-A947-70E740481C1C}">
+                          <a14:useLocalDpi xmlns:a14="http://schemas.microsoft.com/office/drawing/2010/main" val="0"/>
+                        </a:ext>
+                      </a:extLst>
+                    </a:blip>
+                    <a:srcRect/>
+                    <a:stretch>
+                      <a:fillRect/>
+                    </a:stretch>
+                  </pic:blipFill>
+                  <pic:spPr bwMode="auto">
+                    <a:xfrm>
+                      <a:off x="0" y="0"/>
+                      <a:ext cx="3883539" cy="2331502"/>
+                    </a:xfrm>
+                    <a:prstGeom prst="rect">
+                      <a:avLst/>
+                    </a:prstGeom>
+                    <a:noFill/>
+                    <a:ln>
+                      <a:noFill/>
+                    </a:ln>
+                  </pic:spPr>
+                </pic:pic>
+              </a:graphicData>
+            </a:graphic>
+          </wp:inline>
+        </w:drawing>
+      </w:r>
+    </w:p>
+    <w:p>
+      <w:pPr>
+        <w:pStyle w:val="Heading2"/>
+      </w:pPr>
       <w:r>
         <w:br w:type="page"/>
       </w:r>
-    </w:p>
-    <w:p>
-      <w:pPr>
-        <w:pStyle w:val="Heading2"/>
-      </w:pPr>
+      <w:bookmarkStart w:id="15" w:name="_Toc197666681"/>
       <w:r>
         <w:lastRenderedPageBreak/>
         <w:t>Technical Analysis: bermen</w:t>
@@ -11249,57 +12740,9 @@
       <w:r>
         <w:t>.gr</w:t>
       </w:r>
-    </w:p>
-    <w:p>
-      <w:proofErr w:type="spellStart"/>
-      <w:r>
-        <w:t>MetricOR-ToolsTabu</w:t>
-      </w:r>
-      <w:proofErr w:type="spellEnd"/>
-      <w:r>
-        <w:t xml:space="preserve"> </w:t>
-      </w:r>
-      <w:proofErr w:type="spellStart"/>
-      <w:r>
-        <w:t>SearchBranch</w:t>
-      </w:r>
-      <w:proofErr w:type="spellEnd"/>
-      <w:r>
-        <w:t xml:space="preserve"> and </w:t>
-      </w:r>
-      <w:proofErr w:type="spellStart"/>
-      <w:r>
-        <w:t>BoundBest</w:t>
-      </w:r>
-      <w:proofErr w:type="spellEnd"/>
-      <w:r>
-        <w:t xml:space="preserve"> </w:t>
-      </w:r>
-      <w:proofErr w:type="spellStart"/>
-      <w:r>
-        <w:t>AlgorithmSolution</w:t>
-      </w:r>
-      <w:proofErr w:type="spellEnd"/>
-      <w:r>
-        <w:t xml:space="preserve"> </w:t>
-      </w:r>
-      <w:proofErr w:type="spellStart"/>
-      <w:r>
-        <w:t>QualityAvg</w:t>
-      </w:r>
-      <w:proofErr w:type="spellEnd"/>
-      <w:r>
-        <w:t xml:space="preserve">. Solution Length42.0043.3863.04OR-ToolsExpected Solution Length42.0042.0042.00-Absolute Difference0.001.3821.04OR-ToolsRelative Difference (%)0.00%3.28%50.11%OR-ToolsMin Difference (%)0.00%0.00%42.86%OR-ToolsMax Difference (%)0.00%7.14%52.38%OR-ToolsExecution </w:t>
-      </w:r>
-      <w:proofErr w:type="spellStart"/>
-      <w:r>
-        <w:t>TimeAvg</w:t>
-      </w:r>
-      <w:proofErr w:type="spellEnd"/>
-      <w:r>
-        <w:t>. Time (seconds)0.22195.35488.62OR-ToolsMin Time (seconds)0.0715.0115.00OR-ToolsMax Time (seconds)1.13482.321803.96OR-ToolsTime vs. Best (factor)1.00×881.14×2203.98×OR-ToolsEfficiencyVertices per Second189.450.220.13OR-ToolsValid Solutions35/35 (100%)45/45 (100%)45/45 (100%)All Equal</w:t>
-      </w:r>
-    </w:p>
+      <w:bookmarkEnd w:id="15"/>
+    </w:p>
+    <w:p/>
     <w:tbl>
       <w:tblPr>
         <w:tblStyle w:val="PlainTable1"/>
@@ -11973,6 +13416,62 @@
     </w:tbl>
     <w:p/>
     <w:p>
+      <w:pPr>
+        <w:jc w:val="center"/>
+      </w:pPr>
+      <w:r>
+        <w:rPr>
+          <w:noProof/>
+        </w:rPr>
+        <w:drawing>
+          <wp:inline distT="0" distB="0" distL="0" distR="0" wp14:anchorId="011D4152" wp14:editId="2A28AD81">
+            <wp:extent cx="4784651" cy="2872489"/>
+            <wp:effectExtent l="0" t="0" r="0" b="9525"/>
+            <wp:docPr id="484653765" name="Picture 35" descr="A screenshot of a graph&#10;&#10;AI-generated content may be incorrect."/>
+            <wp:cNvGraphicFramePr>
+              <a:graphicFrameLocks xmlns:a="http://schemas.openxmlformats.org/drawingml/2006/main" noChangeAspect="1"/>
+            </wp:cNvGraphicFramePr>
+            <a:graphic xmlns:a="http://schemas.openxmlformats.org/drawingml/2006/main">
+              <a:graphicData uri="http://schemas.openxmlformats.org/drawingml/2006/picture">
+                <pic:pic xmlns:pic="http://schemas.openxmlformats.org/drawingml/2006/picture">
+                  <pic:nvPicPr>
+                    <pic:cNvPr id="484653765" name="Picture 35" descr="A screenshot of a graph&#10;&#10;AI-generated content may be incorrect."/>
+                    <pic:cNvPicPr>
+                      <a:picLocks noChangeAspect="1" noChangeArrowheads="1"/>
+                    </pic:cNvPicPr>
+                  </pic:nvPicPr>
+                  <pic:blipFill>
+                    <a:blip r:embed="rId36">
+                      <a:extLst>
+                        <a:ext uri="{28A0092B-C50C-407E-A947-70E740481C1C}">
+                          <a14:useLocalDpi xmlns:a14="http://schemas.microsoft.com/office/drawing/2010/main" val="0"/>
+                        </a:ext>
+                      </a:extLst>
+                    </a:blip>
+                    <a:srcRect/>
+                    <a:stretch>
+                      <a:fillRect/>
+                    </a:stretch>
+                  </pic:blipFill>
+                  <pic:spPr bwMode="auto">
+                    <a:xfrm>
+                      <a:off x="0" y="0"/>
+                      <a:ext cx="4784651" cy="2872489"/>
+                    </a:xfrm>
+                    <a:prstGeom prst="rect">
+                      <a:avLst/>
+                    </a:prstGeom>
+                    <a:noFill/>
+                    <a:ln>
+                      <a:noFill/>
+                    </a:ln>
+                  </pic:spPr>
+                </pic:pic>
+              </a:graphicData>
+            </a:graphic>
+          </wp:inline>
+        </w:drawing>
+      </w:r>
       <w:r>
         <w:br w:type="page"/>
       </w:r>
@@ -11982,15 +13481,17 @@
       <w:pPr>
         <w:pStyle w:val="Heading2"/>
       </w:pPr>
+      <w:bookmarkStart w:id="16" w:name="_Toc197666682"/>
       <w:r>
         <w:t>Technical Analysis: bermen</w:t>
       </w:r>
       <w:r>
-        <w:t>150</w:t>
+        <w:t>50</w:t>
       </w:r>
       <w:r>
         <w:t>.gr</w:t>
       </w:r>
+      <w:bookmarkEnd w:id="16"/>
     </w:p>
     <w:tbl>
       <w:tblPr>
@@ -13174,7 +14675,64 @@
         </w:tc>
       </w:tr>
     </w:tbl>
-    <w:p/>
+    <w:p>
+      <w:pPr>
+        <w:jc w:val="center"/>
+      </w:pPr>
+      <w:r>
+        <w:rPr>
+          <w:noProof/>
+        </w:rPr>
+        <w:drawing>
+          <wp:inline distT="0" distB="0" distL="0" distR="0" wp14:anchorId="0D6F194C" wp14:editId="324E0239">
+            <wp:extent cx="3542030" cy="2126476"/>
+            <wp:effectExtent l="0" t="0" r="1270" b="7620"/>
+            <wp:docPr id="710812347" name="Picture 36" descr="A graph with green and white lines&#10;&#10;AI-generated content may be incorrect."/>
+            <wp:cNvGraphicFramePr>
+              <a:graphicFrameLocks xmlns:a="http://schemas.openxmlformats.org/drawingml/2006/main" noChangeAspect="1"/>
+            </wp:cNvGraphicFramePr>
+            <a:graphic xmlns:a="http://schemas.openxmlformats.org/drawingml/2006/main">
+              <a:graphicData uri="http://schemas.openxmlformats.org/drawingml/2006/picture">
+                <pic:pic xmlns:pic="http://schemas.openxmlformats.org/drawingml/2006/picture">
+                  <pic:nvPicPr>
+                    <pic:cNvPr id="710812347" name="Picture 36" descr="A graph with green and white lines&#10;&#10;AI-generated content may be incorrect."/>
+                    <pic:cNvPicPr>
+                      <a:picLocks noChangeAspect="1" noChangeArrowheads="1"/>
+                    </pic:cNvPicPr>
+                  </pic:nvPicPr>
+                  <pic:blipFill>
+                    <a:blip r:embed="rId37" cstate="print">
+                      <a:extLst>
+                        <a:ext uri="{28A0092B-C50C-407E-A947-70E740481C1C}">
+                          <a14:useLocalDpi xmlns:a14="http://schemas.microsoft.com/office/drawing/2010/main" val="0"/>
+                        </a:ext>
+                      </a:extLst>
+                    </a:blip>
+                    <a:srcRect/>
+                    <a:stretch>
+                      <a:fillRect/>
+                    </a:stretch>
+                  </pic:blipFill>
+                  <pic:spPr bwMode="auto">
+                    <a:xfrm>
+                      <a:off x="0" y="0"/>
+                      <a:ext cx="3571636" cy="2144250"/>
+                    </a:xfrm>
+                    <a:prstGeom prst="rect">
+                      <a:avLst/>
+                    </a:prstGeom>
+                    <a:noFill/>
+                    <a:ln>
+                      <a:noFill/>
+                    </a:ln>
+                  </pic:spPr>
+                </pic:pic>
+              </a:graphicData>
+            </a:graphic>
+          </wp:inline>
+        </w:drawing>
+      </w:r>
+    </w:p>
     <w:sectPr>
       <w:pgSz w:w="11906" w:h="16838"/>
       <w:pgMar w:top="1440" w:right="1440" w:bottom="1440" w:left="1440" w:header="708" w:footer="708" w:gutter="0"/>
@@ -20527,6 +22085,74 @@
       </w:tcPr>
     </w:tblStylePr>
   </w:style>
+  <w:style w:type="paragraph" w:styleId="TOCHeading">
+    <w:name w:val="TOC Heading"/>
+    <w:basedOn w:val="Heading1"/>
+    <w:next w:val="Normal"/>
+    <w:uiPriority w:val="39"/>
+    <w:unhideWhenUsed/>
+    <w:qFormat/>
+    <w:rsid w:val="00AE5886"/>
+    <w:pPr>
+      <w:spacing w:before="240" w:after="0" w:line="259" w:lineRule="auto"/>
+      <w:outlineLvl w:val="9"/>
+    </w:pPr>
+    <w:rPr>
+      <w:kern w:val="0"/>
+      <w:sz w:val="32"/>
+      <w:szCs w:val="32"/>
+      <w14:ligatures w14:val="none"/>
+    </w:rPr>
+  </w:style>
+  <w:style w:type="paragraph" w:styleId="TOC1">
+    <w:name w:val="toc 1"/>
+    <w:basedOn w:val="Normal"/>
+    <w:next w:val="Normal"/>
+    <w:autoRedefine/>
+    <w:uiPriority w:val="39"/>
+    <w:unhideWhenUsed/>
+    <w:rsid w:val="00AE5886"/>
+    <w:pPr>
+      <w:spacing w:after="100"/>
+    </w:pPr>
+  </w:style>
+  <w:style w:type="paragraph" w:styleId="TOC2">
+    <w:name w:val="toc 2"/>
+    <w:basedOn w:val="Normal"/>
+    <w:next w:val="Normal"/>
+    <w:autoRedefine/>
+    <w:uiPriority w:val="39"/>
+    <w:unhideWhenUsed/>
+    <w:rsid w:val="00AE5886"/>
+    <w:pPr>
+      <w:spacing w:after="100"/>
+      <w:ind w:left="240"/>
+    </w:pPr>
+  </w:style>
+  <w:style w:type="paragraph" w:styleId="TOC3">
+    <w:name w:val="toc 3"/>
+    <w:basedOn w:val="Normal"/>
+    <w:next w:val="Normal"/>
+    <w:autoRedefine/>
+    <w:uiPriority w:val="39"/>
+    <w:unhideWhenUsed/>
+    <w:rsid w:val="00AE5886"/>
+    <w:pPr>
+      <w:spacing w:after="100"/>
+      <w:ind w:left="480"/>
+    </w:pPr>
+  </w:style>
+  <w:style w:type="character" w:styleId="Hyperlink">
+    <w:name w:val="Hyperlink"/>
+    <w:basedOn w:val="DefaultParagraphFont"/>
+    <w:uiPriority w:val="99"/>
+    <w:unhideWhenUsed/>
+    <w:rsid w:val="00AE5886"/>
+    <w:rPr>
+      <w:color w:val="467886" w:themeColor="hyperlink"/>
+      <w:u w:val="single"/>
+    </w:rPr>
+  </w:style>
 </w:styles>
 </file>
 
@@ -20823,4 +22449,16 @@
     </a:ext>
   </a:extLst>
 </a:theme>
+</file>
+
+<file path=customXml/item1.xml><?xml version="1.0" encoding="utf-8"?>
+<b:Sources xmlns:b="http://schemas.openxmlformats.org/officeDocument/2006/bibliography" xmlns="http://schemas.openxmlformats.org/officeDocument/2006/bibliography" SelectedStyle="\APASixthEditionOfficeOnline.xsl" StyleName="APA" Version="6"/>
+</file>
+
+<file path=customXml/itemProps1.xml><?xml version="1.0" encoding="utf-8"?>
+<ds:datastoreItem xmlns:ds="http://schemas.openxmlformats.org/officeDocument/2006/customXml" ds:itemID="{2F5AE48C-9709-4FAC-ABBD-0522BEAD12BF}">
+  <ds:schemaRefs>
+    <ds:schemaRef ds:uri="http://schemas.openxmlformats.org/officeDocument/2006/bibliography"/>
+  </ds:schemaRefs>
+</ds:datastoreItem>
 </file>